--- a/Sitzplan_Kurzanleitung.docx
+++ b/Sitzplan_Kurzanleitung.docx
@@ -2082,6 +2082,9 @@
                   <w:r>
                     <w:t>Schueler auf diesem Platz fixieren. [F] erscheint auf der Karte. Bei Neuoptimierung bleibt er hier.</w:t>
                   </w:r>
+                  <w:r>
+                    <w:t>Entfixieren ebenfalls mit Doppelklick</w:t>
+                  </w:r>
                 </w:p>
               </w:tc>
             </w:tr>
@@ -2732,7 +2735,19 @@
                     <w:t xml:space="preserve">Platz waehlen:  </w:t>
                   </w:r>
                   <w:r>
-                    <w:t>Auf den gewuenschten Platz im Sitzplan klicken (gruene Plaetze = verfuegbar).</w:t>
+                    <w:t xml:space="preserve">Auf den gewuenschten Platz </w:t>
+                  </w:r>
+                  <w:r>
+                    <w:t xml:space="preserve">oder Tischnamen </w:t>
+                  </w:r>
+                  <w:r>
+                    <w:t xml:space="preserve">im Sitzplan </w:t>
+                  </w:r>
+                  <w:r>
+                    <w:t>doppel</w:t>
+                  </w:r>
+                  <w:r>
+                    <w:t>klicken (gruene Plaetze = verfuegbar).</w:t>
                   </w:r>
                 </w:p>
               </w:tc>
@@ -2798,7 +2813,13 @@
                     <w:t xml:space="preserve">Loesen:  </w:t>
                   </w:r>
                   <w:r>
-                    <w:t>Doppelklick auf fixierten Schueler in der Liste.</w:t>
+                    <w:t>Doppelklick auf fixierten Schueler in der Liste</w:t>
+                  </w:r>
+                  <w:r>
+                    <w:t>, Platz oder Tischnamen</w:t>
+                  </w:r>
+                  <w:r>
+                    <w:t>.</w:t>
                   </w:r>
                 </w:p>
               </w:tc>

--- a/Sitzplan_Kurzanleitung.docx
+++ b/Sitzplan_Kurzanleitung.docx
@@ -2582,47 +2582,7 @@
                       <w:sz w:val="20"/>
                       <w:szCs w:val="20"/>
                     </w:rPr>
-                    <w:t xml:space="preserve">8  </w:t>
-                  </w:r>
-                  <w:r>
-                    <w:rPr>
-                      <w:b/>
-                      <w:bCs/>
-                      <w:color w:val="FFFFFF"/>
-                      <w:sz w:val="20"/>
-                      <w:szCs w:val="20"/>
-                    </w:rPr>
-                    <w:t>Wünsche</w:t>
-                  </w:r>
-                  <w:r>
-                    <w:rPr>
-                      <w:b/>
-                      <w:bCs/>
-                      <w:color w:val="FFFFFF"/>
-                      <w:sz w:val="20"/>
-                      <w:szCs w:val="20"/>
-                    </w:rPr>
-                    <w:t>,</w:t>
-                  </w:r>
-                  <w:r>
-                    <w:rPr>
-                      <w:b/>
-                      <w:bCs/>
-                      <w:color w:val="FFFFFF"/>
-                      <w:sz w:val="20"/>
-                      <w:szCs w:val="20"/>
-                    </w:rPr>
-                    <w:t xml:space="preserve"> Antiwünsche </w:t>
-                  </w:r>
-                  <w:r>
-                    <w:rPr>
-                      <w:b/>
-                      <w:bCs/>
-                      <w:color w:val="FFFFFF"/>
-                      <w:sz w:val="20"/>
-                      <w:szCs w:val="20"/>
-                    </w:rPr>
-                    <w:t>und Platzverbote eingeben</w:t>
+                    <w:t xml:space="preserve">8  Wünsche, Antiwünsche und Platzverbote eingeben</w:t>
                   </w:r>
                 </w:p>
               </w:tc>
@@ -4326,10 +4286,7 @@
                     <w:t xml:space="preserve">Warnung im Reiter?  </w:t>
                   </w:r>
                   <w:r>
-                    <w:t>⚠</w:t>
-                  </w:r>
-                  <w:r>
-                    <w:t xml:space="preserve"> bedeutet: Prio-3-Wunsch nicht erfuellt. Wuensche auf Konflikte pruefen (z.B. zwei Schueler die beide 'nicht neben' demselben dritten Schueler).</w:t>
+                    <w:t xml:space="preserve">⚠ bedeutet: Prio-3-Wunsch nicht erfuellt. Wuensche auf Konflikte pruefen (z.B. zwei Schueler die beide 'nicht neben' demselben dritten Schueler).</w:t>
                   </w:r>
                 </w:p>
               </w:tc>
@@ -4809,6 +4766,299 @@
                   </w:r>
                   <w:r>
                     <w:t>Neue Loesungen berechnen</w:t>
+                  </w:r>
+                </w:p>
+              </w:tc>
+            </w:tr>
+          </w:tbl>
+          <w:tbl>
+            <w:tblPr>
+              <w:tblW w:w="4780" w:type="dxa"/>
+              <w:tblBorders>
+                <w:top w:val="single" w:sz="4" w:space="0" w:color="000000"/>
+                <w:left w:val="single" w:sz="4" w:space="0" w:color="000000"/>
+                <w:bottom w:val="single" w:sz="4" w:space="0" w:color="000000"/>
+                <w:right w:val="single" w:sz="4" w:space="0" w:color="000000"/>
+                <w:insideH w:val="single" w:sz="4" w:space="0" w:color="000000"/>
+                <w:insideV w:val="single" w:sz="4" w:space="0" w:color="000000"/>
+              </w:tblBorders>
+              <w:tblCellMar>
+                <w:left w:w="10" w:type="dxa"/>
+                <w:right w:w="10" w:type="dxa"/>
+              </w:tblCellMar>
+              <w:tblLook w:val="0000" w:firstRow="0" w:lastRow="0" w:firstColumn="0" w:lastColumn="0" w:noHBand="0" w:noVBand="0"/>
+            </w:tblPr>
+            <w:tblGrid>
+              <w:gridCol w:w="4780"/>
+            </w:tblGrid>
+            <w:tr>
+              <w:tblPrEx>
+                <w:tblCellMar>
+                  <w:top w:w="0" w:type="dxa"/>
+                  <w:bottom w:w="0" w:type="dxa"/>
+                </w:tblCellMar>
+              </w:tblPrEx>
+              <w:tc>
+                <w:tcPr>
+                  <w:tcW w:w="4780" w:type="dxa"/>
+                  <w:tcBorders>
+                    <w:top w:val="none" w:sz="0" w:space="0" w:color="FFFFFF"/>
+                    <w:left w:val="none" w:sz="0" w:space="0" w:color="FFFFFF"/>
+                    <w:bottom w:val="none" w:sz="0" w:space="0" w:color="FFFFFF"/>
+                    <w:right w:val="none" w:sz="0" w:space="0" w:color="FFFFFF"/>
+                  </w:tcBorders>
+                  <w:shd w:val="clear" w:color="auto" w:fill="1F7A4A"/>
+                  <w:tcMar>
+                    <w:top w:w="70" w:type="dxa"/>
+                    <w:left w:w="140" w:type="dxa"/>
+                    <w:bottom w:w="70" w:type="dxa"/>
+                    <w:right w:w="140" w:type="dxa"/>
+                  </w:tcMar>
+                </w:tcPr>
+                <w:p>
+                  <w:r>
+                    <w:rPr>
+                      <w:b/>
+                      <w:bCs/>
+                      <w:color w:val="FFFFFF"/>
+                      <w:sz w:val="20"/>
+                      <w:szCs w:val="20"/>
+                    </w:rPr>
+                    <w:t xml:space="preserve">16  Lösung sichern &amp; wiederherstellen</w:t>
+                  </w:r>
+                </w:p>
+              </w:tc>
+            </w:tr>
+            <w:tr>
+              <w:tblPrEx>
+                <w:tblCellMar>
+                  <w:top w:w="0" w:type="dxa"/>
+                  <w:bottom w:w="0" w:type="dxa"/>
+                </w:tblCellMar>
+              </w:tblPrEx>
+              <w:tc>
+                <w:tcPr>
+                  <w:tcW w:w="4780" w:type="dxa"/>
+                  <w:tcBorders>
+                    <w:top w:val="none" w:sz="0" w:space="0" w:color="FFFFFF"/>
+                    <w:left w:val="none" w:sz="0" w:space="0" w:color="FFFFFF"/>
+                    <w:bottom w:val="none" w:sz="0" w:space="0" w:color="FFFFFF"/>
+                    <w:right w:val="none" w:sz="0" w:space="0" w:color="FFFFFF"/>
+                  </w:tcBorders>
+                  <w:shd w:val="clear" w:color="auto" w:fill="F3F4F6"/>
+                  <w:tcMar>
+                    <w:top w:w="55" w:type="dxa"/>
+                    <w:left w:w="140" w:type="dxa"/>
+                    <w:bottom w:w="55" w:type="dxa"/>
+                    <w:right w:w="140" w:type="dxa"/>
+                  </w:tcMar>
+                </w:tcPr>
+                <w:p>
+                  <w:r>
+                    <w:rPr>
+                      <w:b/>
+                      <w:bCs/>
+                      <w:color w:val="1F7A4A"/>
+                    </w:rPr>
+                    <w:t xml:space="preserve">Lösung speichern:  </w:t>
+                  </w:r>
+                  <w:r>
+                    <w:t xml:space="preserve">In der Lösungsansicht oben rechts „Lösung speichern“ sichert genau diese Lösung in der Excel-Datei.</w:t>
+                  </w:r>
+                </w:p>
+              </w:tc>
+            </w:tr>
+            <w:tr>
+              <w:tblPrEx>
+                <w:tblCellMar>
+                  <w:top w:w="0" w:type="dxa"/>
+                  <w:bottom w:w="0" w:type="dxa"/>
+                </w:tblCellMar>
+              </w:tblPrEx>
+              <w:tc>
+                <w:tcPr>
+                  <w:tcW w:w="4780" w:type="dxa"/>
+                  <w:tcBorders>
+                    <w:top w:val="none" w:sz="0" w:space="0" w:color="FFFFFF"/>
+                    <w:left w:val="none" w:sz="0" w:space="0" w:color="FFFFFF"/>
+                    <w:bottom w:val="none" w:sz="0" w:space="0" w:color="FFFFFF"/>
+                    <w:right w:val="none" w:sz="0" w:space="0" w:color="FFFFFF"/>
+                  </w:tcBorders>
+                  <w:shd w:val="clear" w:color="auto" w:fill="FFFFFF"/>
+                  <w:tcMar>
+                    <w:top w:w="55" w:type="dxa"/>
+                    <w:left w:w="140" w:type="dxa"/>
+                    <w:bottom w:w="55" w:type="dxa"/>
+                    <w:right w:w="140" w:type="dxa"/>
+                  </w:tcMar>
+                </w:tcPr>
+                <w:p>
+                  <w:r>
+                    <w:rPr>
+                      <w:b/>
+                      <w:bCs/>
+                      <w:color w:val="1F7A4A"/>
+                    </w:rPr>
+                    <w:t xml:space="preserve">Manuelle Änderungen:  </w:t>
+                  </w:r>
+                  <w:r>
+                    <w:t xml:space="preserve">Zuvor verschobene Schüler werden mitgesichert; „Prüfen“ ist vorher nicht nötig.</w:t>
+                  </w:r>
+                </w:p>
+              </w:tc>
+            </w:tr>
+            <w:tr>
+              <w:tblPrEx>
+                <w:tblCellMar>
+                  <w:top w:w="0" w:type="dxa"/>
+                  <w:bottom w:w="0" w:type="dxa"/>
+                </w:tblCellMar>
+              </w:tblPrEx>
+              <w:tc>
+                <w:tcPr>
+                  <w:tcW w:w="4780" w:type="dxa"/>
+                  <w:tcBorders>
+                    <w:top w:val="none" w:sz="0" w:space="0" w:color="FFFFFF"/>
+                    <w:left w:val="none" w:sz="0" w:space="0" w:color="FFFFFF"/>
+                    <w:bottom w:val="none" w:sz="0" w:space="0" w:color="FFFFFF"/>
+                    <w:right w:val="none" w:sz="0" w:space="0" w:color="FFFFFF"/>
+                  </w:tcBorders>
+                  <w:shd w:val="clear" w:color="auto" w:fill="F3F4F6"/>
+                  <w:tcMar>
+                    <w:top w:w="55" w:type="dxa"/>
+                    <w:left w:w="140" w:type="dxa"/>
+                    <w:bottom w:w="55" w:type="dxa"/>
+                    <w:right w:w="140" w:type="dxa"/>
+                  </w:tcMar>
+                </w:tcPr>
+                <w:p>
+                  <w:r>
+                    <w:rPr>
+                      <w:b/>
+                      <w:bCs/>
+                      <w:color w:val="1F7A4A"/>
+                    </w:rPr>
+                    <w:t xml:space="preserve">Automatisch laden:  </w:t>
+                  </w:r>
+                  <w:r>
+                    <w:t xml:space="preserve">Beim „Excel laden“ wird eine gespeicherte Lösung automatisch wiederhergestellt.</w:t>
+                  </w:r>
+                </w:p>
+              </w:tc>
+            </w:tr>
+            <w:tr>
+              <w:tblPrEx>
+                <w:tblCellMar>
+                  <w:top w:w="0" w:type="dxa"/>
+                  <w:bottom w:w="0" w:type="dxa"/>
+                </w:tblCellMar>
+              </w:tblPrEx>
+              <w:tc>
+                <w:tcPr>
+                  <w:tcW w:w="4780" w:type="dxa"/>
+                  <w:tcBorders>
+                    <w:top w:val="none" w:sz="0" w:space="0" w:color="FFFFFF"/>
+                    <w:left w:val="none" w:sz="0" w:space="0" w:color="FFFFFF"/>
+                    <w:bottom w:val="none" w:sz="0" w:space="0" w:color="FFFFFF"/>
+                    <w:right w:val="none" w:sz="0" w:space="0" w:color="FFFFFF"/>
+                  </w:tcBorders>
+                  <w:shd w:val="clear" w:color="auto" w:fill="FFFFFF"/>
+                  <w:tcMar>
+                    <w:top w:w="55" w:type="dxa"/>
+                    <w:left w:w="140" w:type="dxa"/>
+                    <w:bottom w:w="55" w:type="dxa"/>
+                    <w:right w:w="140" w:type="dxa"/>
+                  </w:tcMar>
+                </w:tcPr>
+                <w:p>
+                  <w:r>
+                    <w:rPr>
+                      <w:b/>
+                      <w:bCs/>
+                      <w:color w:val="1F7A4A"/>
+                    </w:rPr>
+                    <w:t xml:space="preserve">Manuell laden:  </w:t>
+                  </w:r>
+                  <w:r>
+                    <w:t xml:space="preserve">Schaltfläche „Gespeicherte Lösung laden“ oben in der Leiste holt sie jederzeit zurück.</w:t>
+                  </w:r>
+                </w:p>
+              </w:tc>
+            </w:tr>
+            <w:tr>
+              <w:tblPrEx>
+                <w:tblCellMar>
+                  <w:top w:w="0" w:type="dxa"/>
+                  <w:bottom w:w="0" w:type="dxa"/>
+                </w:tblCellMar>
+              </w:tblPrEx>
+              <w:tc>
+                <w:tcPr>
+                  <w:tcW w:w="4780" w:type="dxa"/>
+                  <w:tcBorders>
+                    <w:top w:val="none" w:sz="0" w:space="0" w:color="FFFFFF"/>
+                    <w:left w:val="none" w:sz="0" w:space="0" w:color="FFFFFF"/>
+                    <w:bottom w:val="none" w:sz="0" w:space="0" w:color="FFFFFF"/>
+                    <w:right w:val="none" w:sz="0" w:space="0" w:color="FFFFFF"/>
+                  </w:tcBorders>
+                  <w:shd w:val="clear" w:color="auto" w:fill="F3F4F6"/>
+                  <w:tcMar>
+                    <w:top w:w="55" w:type="dxa"/>
+                    <w:left w:w="140" w:type="dxa"/>
+                    <w:bottom w:w="55" w:type="dxa"/>
+                    <w:right w:w="140" w:type="dxa"/>
+                  </w:tcMar>
+                </w:tcPr>
+                <w:p>
+                  <w:r>
+                    <w:rPr>
+                      <w:b/>
+                      <w:bCs/>
+                      <w:color w:val="1F7A4A"/>
+                    </w:rPr>
+                    <w:t xml:space="preserve">Eigener Reiter:  </w:t>
+                  </w:r>
+                  <w:r>
+                    <w:t xml:space="preserve">Die gespeicherte Lösung erscheint im Reiter „★ Gespeicherte Lösung“.</w:t>
+                  </w:r>
+                </w:p>
+              </w:tc>
+            </w:tr>
+            <w:tr>
+              <w:tblPrEx>
+                <w:tblCellMar>
+                  <w:top w:w="0" w:type="dxa"/>
+                  <w:bottom w:w="0" w:type="dxa"/>
+                </w:tblCellMar>
+              </w:tblPrEx>
+              <w:tc>
+                <w:tcPr>
+                  <w:tcW w:w="4780" w:type="dxa"/>
+                  <w:tcBorders>
+                    <w:top w:val="none" w:sz="0" w:space="0" w:color="FFFFFF"/>
+                    <w:left w:val="none" w:sz="0" w:space="0" w:color="FFFFFF"/>
+                    <w:bottom w:val="none" w:sz="0" w:space="0" w:color="FFFFFF"/>
+                    <w:right w:val="none" w:sz="0" w:space="0" w:color="FFFFFF"/>
+                  </w:tcBorders>
+                  <w:shd w:val="clear" w:color="auto" w:fill="FFFFFF"/>
+                  <w:tcMar>
+                    <w:top w:w="55" w:type="dxa"/>
+                    <w:left w:w="140" w:type="dxa"/>
+                    <w:bottom w:w="55" w:type="dxa"/>
+                    <w:right w:w="140" w:type="dxa"/>
+                  </w:tcMar>
+                </w:tcPr>
+                <w:p>
+                  <w:r>
+                    <w:rPr>
+                      <w:b/>
+                      <w:bCs/>
+                      <w:color w:val="1F7A4A"/>
+                    </w:rPr>
+                    <w:t xml:space="preserve">Fehlt etwas?  </w:t>
+                  </w:r>
+                  <w:r>
+                    <w:t xml:space="preserve">Gelöschte Schüler oder Plätze werden übersprungen und als Warnung angezeigt.</w:t>
                   </w:r>
                 </w:p>
               </w:tc>

--- a/Sitzplan_Kurzanleitung.docx
+++ b/Sitzplan_Kurzanleitung.docx
@@ -279,7 +279,7 @@
                     <w:t xml:space="preserve">Speichern:  </w:t>
                   </w:r>
                   <w:r>
-                    <w:t>Wuensche, Verbote, Fixierungen mit 'Speichern' in Excel sichern.</w:t>
+                    <w:t>Wuensche, Verbote, Fixierungen mit 'Speichern unter…' sichern.</w:t>
                   </w:r>
                 </w:p>
               </w:tc>
@@ -2108,7 +2108,7 @@
           <w:sz w:val="17"/>
           <w:szCs w:val="17"/>
         </w:rPr>
-        <w:t>Seite 1 von 3  |  Ausführliche Anleitung: siehe separates Word-Dokument</w:t>
+        <w:t>Seite 1 von 4  |  Ausführliche Anleitung: siehe separates Word-Dokument</w:t>
       </w:r>
     </w:p>
     <w:p>
@@ -3604,7 +3604,7 @@
                     <w:t xml:space="preserve">Wann:  </w:t>
                   </w:r>
                   <w:r>
-                    <w:t>Erscheint automatisch sobald Sie einen Schueler manuell verschoben haben.</w:t>
+                    <w:t>Der Knopf ist jetzt immer sichtbar und jederzeit nutzbar – auch nach einer Wunschaenderung, ohne dass ein Schueler verschoben werden muss.</w:t>
                   </w:r>
                 </w:p>
               </w:tc>
@@ -3745,7 +3745,7 @@
           <w:sz w:val="17"/>
           <w:szCs w:val="17"/>
         </w:rPr>
-        <w:t>Seite 2 von 3  |  Ausführliche Anleitung: siehe separates Word-Dokument</w:t>
+        <w:t>Seite 2 von 4  |  Ausführliche Anleitung: siehe separates Word-Dokument</w:t>
       </w:r>
     </w:p>
     <w:p>
@@ -4771,6 +4771,91 @@
               </w:tc>
             </w:tr>
           </w:tbl>
+          <w:p/>
+        </w:tc>
+      </w:tr>
+    </w:tbl>
+    <w:p>
+      <w:pPr>
+        <w:pBdr>
+          <w:top w:val="single" w:sz="4" w:space="4" w:color="2E75B6"/>
+        </w:pBdr>
+        <w:spacing w:before="120"/>
+        <w:jc w:val="center"/>
+      </w:pPr>
+      <w:r>
+        <w:rPr>
+          <w:color w:val="555555"/>
+          <w:sz w:val="17"/>
+          <w:szCs w:val="17"/>
+        </w:rPr>
+        <w:t>Seite 3 von 4  |  Ausführliche Anleitung: siehe separates Word-Dokument  |  Tipp: Nach jeder Sitzung „Speichern“ nicht vergessen!</w:t>
+      </w:r>
+    </w:p>
+    <w:p>
+      <w:pPr>
+        <w:pageBreakBefore/>
+        <w:spacing w:after="120"/>
+      </w:pPr>
+      <w:r>
+        <w:rPr>
+          <w:b/>
+          <w:bCs/>
+          <w:color w:val="1F3864"/>
+          <w:sz w:val="34"/>
+          <w:szCs w:val="34"/>
+        </w:rPr>
+        <w:lastRenderedPageBreak/>
+        <w:t xml:space="preserve">Sitzplan-Optimierer  </w:t>
+      </w:r>
+      <w:r>
+        <w:rPr>
+          <w:color w:val="2E75B6"/>
+          <w:sz w:val="24"/>
+          <w:szCs w:val="24"/>
+        </w:rPr>
+        <w:t>Kurzanleitung  |  Seite 4</w:t>
+      </w:r>
+    </w:p>
+    <w:tbl>
+      <w:tblPr>
+        <w:tblW w:w="9940" w:type="dxa"/>
+        <w:tblBorders>
+          <w:top w:val="none" w:sz="0" w:space="0" w:color="FFFFFF"/>
+          <w:left w:val="none" w:sz="0" w:space="0" w:color="FFFFFF"/>
+          <w:bottom w:val="none" w:sz="0" w:space="0" w:color="FFFFFF"/>
+          <w:right w:val="none" w:sz="0" w:space="0" w:color="FFFFFF"/>
+          <w:insideH w:val="none" w:sz="0" w:space="0" w:color="FFFFFF"/>
+          <w:insideV w:val="none" w:sz="0" w:space="0" w:color="FFFFFF"/>
+        </w:tblBorders>
+        <w:tblCellMar>
+          <w:left w:w="10" w:type="dxa"/>
+          <w:right w:w="10" w:type="dxa"/>
+        </w:tblCellMar>
+        <w:tblLook w:val="0000" w:firstRow="0" w:lastRow="0" w:firstColumn="0" w:lastColumn="0" w:noHBand="0" w:noVBand="0"/>
+      </w:tblPr>
+      <w:tblGrid>
+        <w:gridCol w:w="4820"/>
+        <w:gridCol w:w="300"/>
+        <w:gridCol w:w="4820"/>
+      </w:tblGrid>
+      <w:tr>
+        <w:tc>
+          <w:tcPr>
+            <w:tcW w:w="4820" w:type="dxa"/>
+            <w:tcBorders>
+              <w:top w:val="none" w:sz="0" w:space="0" w:color="FFFFFF"/>
+              <w:left w:val="none" w:sz="0" w:space="0" w:color="FFFFFF"/>
+              <w:bottom w:val="none" w:sz="0" w:space="0" w:color="FFFFFF"/>
+              <w:right w:val="none" w:sz="0" w:space="0" w:color="FFFFFF"/>
+            </w:tcBorders>
+            <w:tcMar>
+              <w:top w:w="0" w:type="dxa"/>
+              <w:left w:w="0" w:type="dxa"/>
+              <w:bottom w:w="0" w:type="dxa"/>
+              <w:right w:w="0" w:type="dxa"/>
+            </w:tcMar>
+          </w:tcPr>
           <w:tbl>
             <w:tblPr>
               <w:tblW w:w="4780" w:type="dxa"/>
@@ -4792,22 +4877,16 @@
               <w:gridCol w:w="4780"/>
             </w:tblGrid>
             <w:tr>
-              <w:tblPrEx>
-                <w:tblCellMar>
-                  <w:top w:w="0" w:type="dxa"/>
-                  <w:bottom w:w="0" w:type="dxa"/>
-                </w:tblCellMar>
-              </w:tblPrEx>
-              <w:tc>
-                <w:tcPr>
-                  <w:tcW w:w="4780" w:type="dxa"/>
-                  <w:tcBorders>
-                    <w:top w:val="none" w:sz="0" w:space="0" w:color="FFFFFF"/>
-                    <w:left w:val="none" w:sz="0" w:space="0" w:color="FFFFFF"/>
-                    <w:bottom w:val="none" w:sz="0" w:space="0" w:color="FFFFFF"/>
-                    <w:right w:val="none" w:sz="0" w:space="0" w:color="FFFFFF"/>
-                  </w:tcBorders>
-                  <w:shd w:val="clear" w:color="auto" w:fill="1F7A4A"/>
+              <w:tc>
+                <w:tcPr>
+                  <w:tcW w:w="4780" w:type="dxa"/>
+                  <w:tcBorders>
+                    <w:top w:val="none" w:sz="0" w:space="0" w:color="FFFFFF"/>
+                    <w:left w:val="none" w:sz="0" w:space="0" w:color="FFFFFF"/>
+                    <w:bottom w:val="none" w:sz="0" w:space="0" w:color="FFFFFF"/>
+                    <w:right w:val="none" w:sz="0" w:space="0" w:color="FFFFFF"/>
+                  </w:tcBorders>
+                  <w:shd w:val="clear" w:color="auto" w:fill="1F3864"/>
                   <w:tcMar>
                     <w:top w:w="70" w:type="dxa"/>
                     <w:left w:w="140" w:type="dxa"/>
@@ -4824,18 +4903,12 @@
                       <w:sz w:val="20"/>
                       <w:szCs w:val="20"/>
                     </w:rPr>
-                    <w:t xml:space="preserve">16  Lösung sichern &amp; wiederherstellen</w:t>
-                  </w:r>
-                </w:p>
-              </w:tc>
-            </w:tr>
-            <w:tr>
-              <w:tblPrEx>
-                <w:tblCellMar>
-                  <w:top w:w="0" w:type="dxa"/>
-                  <w:bottom w:w="0" w:type="dxa"/>
-                </w:tblCellMar>
-              </w:tblPrEx>
+                    <w:t xml:space="preserve">16  Anzeige &amp; Zoom (Loesungen)</w:t>
+                  </w:r>
+                </w:p>
+              </w:tc>
+            </w:tr>
+            <w:tr>
               <w:tc>
                 <w:tcPr>
                   <w:tcW w:w="4780" w:type="dxa"/>
@@ -4858,62 +4931,127 @@
                     <w:rPr>
                       <w:b/>
                       <w:bCs/>
-                      <w:color w:val="1F7A4A"/>
-                    </w:rPr>
-                    <w:t xml:space="preserve">Lösung speichern:  </w:t>
-                  </w:r>
-                  <w:r>
-                    <w:t xml:space="preserve">In der Lösungsansicht oben rechts „Lösung speichern“ sichert genau diese Lösung in der Excel-Datei.</w:t>
-                  </w:r>
-                </w:p>
-              </w:tc>
-            </w:tr>
-            <w:tr>
-              <w:tblPrEx>
-                <w:tblCellMar>
-                  <w:top w:w="0" w:type="dxa"/>
-                  <w:bottom w:w="0" w:type="dxa"/>
-                </w:tblCellMar>
-              </w:tblPrEx>
-              <w:tc>
-                <w:tcPr>
-                  <w:tcW w:w="4780" w:type="dxa"/>
-                  <w:tcBorders>
-                    <w:top w:val="none" w:sz="0" w:space="0" w:color="FFFFFF"/>
-                    <w:left w:val="none" w:sz="0" w:space="0" w:color="FFFFFF"/>
-                    <w:bottom w:val="none" w:sz="0" w:space="0" w:color="FFFFFF"/>
-                    <w:right w:val="none" w:sz="0" w:space="0" w:color="FFFFFF"/>
-                  </w:tcBorders>
-                  <w:shd w:val="clear" w:color="auto" w:fill="FFFFFF"/>
-                  <w:tcMar>
-                    <w:top w:w="55" w:type="dxa"/>
-                    <w:left w:w="140" w:type="dxa"/>
-                    <w:bottom w:w="55" w:type="dxa"/>
-                    <w:right w:w="140" w:type="dxa"/>
-                  </w:tcMar>
-                </w:tcPr>
-                <w:p>
-                  <w:r>
-                    <w:rPr>
-                      <w:b/>
-                      <w:bCs/>
-                      <w:color w:val="1F7A4A"/>
-                    </w:rPr>
-                    <w:t xml:space="preserve">Manuelle Änderungen:  </w:t>
-                  </w:r>
-                  <w:r>
-                    <w:t xml:space="preserve">Zuvor verschobene Schüler werden mitgesichert; „Prüfen“ ist vorher nicht nötig.</w:t>
-                  </w:r>
-                </w:p>
-              </w:tc>
-            </w:tr>
-            <w:tr>
-              <w:tblPrEx>
-                <w:tblCellMar>
-                  <w:top w:w="0" w:type="dxa"/>
-                  <w:bottom w:w="0" w:type="dxa"/>
-                </w:tblCellMar>
-              </w:tblPrEx>
+                      <w:color w:val="1F3864"/>
+                    </w:rPr>
+                    <w:t xml:space="preserve">Zoom:  </w:t>
+                  </w:r>
+                  <w:r>
+                    <w:t xml:space="preserve">Regler, − / + oder Strg + Mausrad skalieren den Sitzplan – hilfreich auf kleinen Bildschirmen.</w:t>
+                  </w:r>
+                </w:p>
+                <w:p>
+                  <w:r>
+                    <w:rPr>
+                      <w:b/>
+                      <w:bCs/>
+                      <w:color w:val="1F3864"/>
+                    </w:rPr>
+                    <w:t xml:space="preserve">Einpassen:  </w:t>
+                  </w:r>
+                  <w:r>
+                    <w:t xml:space="preserve">Setzt den Zoom so, dass der ganze Plan ins Fenster passt.</w:t>
+                  </w:r>
+                </w:p>
+                <w:p>
+                  <w:r>
+                    <w:rPr>
+                      <w:b/>
+                      <w:bCs/>
+                      <w:color w:val="1F3864"/>
+                    </w:rPr>
+                    <w:t xml:space="preserve">Info-Schalter:  </w:t>
+                  </w:r>
+                  <w:r>
+                    <w:t xml:space="preserve">Der Schalter „Info“ im Banner blendet Legende und Bedienungshinweise ein/aus; eingeklappt bleibt mehr Platz fuer den Plan.</w:t>
+                  </w:r>
+                </w:p>
+                <w:p>
+                  <w:r>
+                    <w:rPr>
+                      <w:b/>
+                      <w:bCs/>
+                      <w:color w:val="1F3864"/>
+                    </w:rPr>
+                    <w:t xml:space="preserve">Warnungen:  </w:t>
+                  </w:r>
+                  <w:r>
+                    <w:t xml:space="preserve">Der rote Warnblock ist einklappbar; bei vielen Warnungen startet er eingeklappt.</w:t>
+                  </w:r>
+                </w:p>
+                <w:p>
+                  <w:r>
+                    <w:rPr>
+                      <w:b/>
+                      <w:bCs/>
+                      <w:color w:val="1F3864"/>
+                    </w:rPr>
+                    <w:t xml:space="preserve">Dateiname:  </w:t>
+                  </w:r>
+                  <w:r>
+                    <w:t xml:space="preserve">Oben links steht der Name der aktuell geladenen Excel-Datei.</w:t>
+                  </w:r>
+                </w:p>
+              </w:tc>
+            </w:tr>
+          </w:tbl>
+          <w:p>
+            <w:pPr>
+              <w:spacing w:after="70"/>
+            </w:pPr>
+          </w:p>
+          <w:tbl>
+            <w:tblPr>
+              <w:tblW w:w="4780" w:type="dxa"/>
+              <w:tblBorders>
+                <w:top w:val="single" w:sz="4" w:space="0" w:color="000000"/>
+                <w:left w:val="single" w:sz="4" w:space="0" w:color="000000"/>
+                <w:bottom w:val="single" w:sz="4" w:space="0" w:color="000000"/>
+                <w:right w:val="single" w:sz="4" w:space="0" w:color="000000"/>
+                <w:insideH w:val="single" w:sz="4" w:space="0" w:color="000000"/>
+                <w:insideV w:val="single" w:sz="4" w:space="0" w:color="000000"/>
+              </w:tblBorders>
+              <w:tblCellMar>
+                <w:left w:w="10" w:type="dxa"/>
+                <w:right w:w="10" w:type="dxa"/>
+              </w:tblCellMar>
+              <w:tblLook w:val="0000" w:firstRow="0" w:lastRow="0" w:firstColumn="0" w:lastColumn="0" w:noHBand="0" w:noVBand="0"/>
+            </w:tblPr>
+            <w:tblGrid>
+              <w:gridCol w:w="4780"/>
+            </w:tblGrid>
+            <w:tr>
+              <w:tc>
+                <w:tcPr>
+                  <w:tcW w:w="4780" w:type="dxa"/>
+                  <w:tcBorders>
+                    <w:top w:val="none" w:sz="0" w:space="0" w:color="FFFFFF"/>
+                    <w:left w:val="none" w:sz="0" w:space="0" w:color="FFFFFF"/>
+                    <w:bottom w:val="none" w:sz="0" w:space="0" w:color="FFFFFF"/>
+                    <w:right w:val="none" w:sz="0" w:space="0" w:color="FFFFFF"/>
+                  </w:tcBorders>
+                  <w:shd w:val="clear" w:color="auto" w:fill="1F3864"/>
+                  <w:tcMar>
+                    <w:top w:w="70" w:type="dxa"/>
+                    <w:left w:w="140" w:type="dxa"/>
+                    <w:bottom w:w="70" w:type="dxa"/>
+                    <w:right w:w="140" w:type="dxa"/>
+                  </w:tcMar>
+                </w:tcPr>
+                <w:p>
+                  <w:r>
+                    <w:rPr>
+                      <w:b/>
+                      <w:bCs/>
+                      <w:color w:val="FFFFFF"/>
+                      <w:sz w:val="20"/>
+                      <w:szCs w:val="20"/>
+                    </w:rPr>
+                    <w:t xml:space="preserve">17  Namensliste sortieren &amp; suchen</w:t>
+                  </w:r>
+                </w:p>
+              </w:tc>
+            </w:tr>
+            <w:tr>
               <w:tc>
                 <w:tcPr>
                   <w:tcW w:w="4780" w:type="dxa"/>
@@ -4936,62 +5074,101 @@
                     <w:rPr>
                       <w:b/>
                       <w:bCs/>
-                      <w:color w:val="1F7A4A"/>
-                    </w:rPr>
-                    <w:t xml:space="preserve">Automatisch laden:  </w:t>
-                  </w:r>
-                  <w:r>
-                    <w:t xml:space="preserve">Beim „Excel laden“ wird eine gespeicherte Lösung automatisch wiederhergestellt.</w:t>
-                  </w:r>
-                </w:p>
-              </w:tc>
-            </w:tr>
-            <w:tr>
-              <w:tblPrEx>
-                <w:tblCellMar>
-                  <w:top w:w="0" w:type="dxa"/>
-                  <w:bottom w:w="0" w:type="dxa"/>
-                </w:tblCellMar>
-              </w:tblPrEx>
-              <w:tc>
-                <w:tcPr>
-                  <w:tcW w:w="4780" w:type="dxa"/>
-                  <w:tcBorders>
-                    <w:top w:val="none" w:sz="0" w:space="0" w:color="FFFFFF"/>
-                    <w:left w:val="none" w:sz="0" w:space="0" w:color="FFFFFF"/>
-                    <w:bottom w:val="none" w:sz="0" w:space="0" w:color="FFFFFF"/>
-                    <w:right w:val="none" w:sz="0" w:space="0" w:color="FFFFFF"/>
-                  </w:tcBorders>
-                  <w:shd w:val="clear" w:color="auto" w:fill="FFFFFF"/>
-                  <w:tcMar>
-                    <w:top w:w="55" w:type="dxa"/>
-                    <w:left w:w="140" w:type="dxa"/>
-                    <w:bottom w:w="55" w:type="dxa"/>
-                    <w:right w:w="140" w:type="dxa"/>
-                  </w:tcMar>
-                </w:tcPr>
-                <w:p>
-                  <w:r>
-                    <w:rPr>
-                      <w:b/>
-                      <w:bCs/>
-                      <w:color w:val="1F7A4A"/>
-                    </w:rPr>
-                    <w:t xml:space="preserve">Manuell laden:  </w:t>
-                  </w:r>
-                  <w:r>
-                    <w:t xml:space="preserve">Schaltfläche „Gespeicherte Lösung laden“ oben in der Leiste holt sie jederzeit zurück.</w:t>
-                  </w:r>
-                </w:p>
-              </w:tc>
-            </w:tr>
-            <w:tr>
-              <w:tblPrEx>
-                <w:tblCellMar>
-                  <w:top w:w="0" w:type="dxa"/>
-                  <w:bottom w:w="0" w:type="dxa"/>
-                </w:tblCellMar>
-              </w:tblPrEx>
+                      <w:color w:val="1F3864"/>
+                    </w:rPr>
+                    <w:t xml:space="preserve">Sortieren:  </w:t>
+                  </w:r>
+                  <w:r>
+                    <w:t xml:space="preserve">Dropdown ueber der Liste: Originalreihenfolge, Nachname oder Vorname (Standard: Vorname). Nur Anzeige – Nummerierung und Excel bleiben unberuehrt.</w:t>
+                  </w:r>
+                </w:p>
+                <w:p>
+                  <w:r>
+                    <w:rPr>
+                      <w:b/>
+                      <w:bCs/>
+                      <w:color w:val="1F3864"/>
+                    </w:rPr>
+                    <w:t xml:space="preserve">Buchstabensprung:  </w:t>
+                  </w:r>
+                  <w:r>
+                    <w:t xml:space="preserve">Bei Sortierung nach Vorname springt ein Tastendruck zum passenden Vornamen, sonst zum Nachnamen.</w:t>
+                  </w:r>
+                </w:p>
+                <w:p>
+                  <w:r>
+                    <w:rPr>
+                      <w:b/>
+                      <w:bCs/>
+                      <w:color w:val="1F3864"/>
+                    </w:rPr>
+                    <w:t xml:space="preserve">Wunsch-Eingabe:  </w:t>
+                  </w:r>
+                  <w:r>
+                    <w:t xml:space="preserve">Auch die Tipp-Vorschlaege in den Wunschfeldern springen nach Vor- oder Nachname – je nach Sortierung; der Hinweis darunter zeigt es an.</w:t>
+                  </w:r>
+                </w:p>
+              </w:tc>
+            </w:tr>
+          </w:tbl>
+          <w:p>
+            <w:pPr>
+              <w:spacing w:after="70"/>
+            </w:pPr>
+          </w:p>
+          <w:tbl>
+            <w:tblPr>
+              <w:tblW w:w="4780" w:type="dxa"/>
+              <w:tblBorders>
+                <w:top w:val="single" w:sz="4" w:space="0" w:color="000000"/>
+                <w:left w:val="single" w:sz="4" w:space="0" w:color="000000"/>
+                <w:bottom w:val="single" w:sz="4" w:space="0" w:color="000000"/>
+                <w:right w:val="single" w:sz="4" w:space="0" w:color="000000"/>
+                <w:insideH w:val="single" w:sz="4" w:space="0" w:color="000000"/>
+                <w:insideV w:val="single" w:sz="4" w:space="0" w:color="000000"/>
+              </w:tblBorders>
+              <w:tblCellMar>
+                <w:left w:w="10" w:type="dxa"/>
+                <w:right w:w="10" w:type="dxa"/>
+              </w:tblCellMar>
+              <w:tblLook w:val="0000" w:firstRow="0" w:lastRow="0" w:firstColumn="0" w:lastColumn="0" w:noHBand="0" w:noVBand="0"/>
+            </w:tblPr>
+            <w:tblGrid>
+              <w:gridCol w:w="4780"/>
+            </w:tblGrid>
+            <w:tr>
+              <w:tc>
+                <w:tcPr>
+                  <w:tcW w:w="4780" w:type="dxa"/>
+                  <w:tcBorders>
+                    <w:top w:val="none" w:sz="0" w:space="0" w:color="FFFFFF"/>
+                    <w:left w:val="none" w:sz="0" w:space="0" w:color="FFFFFF"/>
+                    <w:bottom w:val="none" w:sz="0" w:space="0" w:color="FFFFFF"/>
+                    <w:right w:val="none" w:sz="0" w:space="0" w:color="FFFFFF"/>
+                  </w:tcBorders>
+                  <w:shd w:val="clear" w:color="auto" w:fill="1F3864"/>
+                  <w:tcMar>
+                    <w:top w:w="70" w:type="dxa"/>
+                    <w:left w:w="140" w:type="dxa"/>
+                    <w:bottom w:w="70" w:type="dxa"/>
+                    <w:right w:w="140" w:type="dxa"/>
+                  </w:tcMar>
+                </w:tcPr>
+                <w:p>
+                  <w:r>
+                    <w:rPr>
+                      <w:b/>
+                      <w:bCs/>
+                      <w:color w:val="FFFFFF"/>
+                      <w:sz w:val="20"/>
+                      <w:szCs w:val="20"/>
+                    </w:rPr>
+                    <w:t xml:space="preserve">18  Speichern</w:t>
+                  </w:r>
+                </w:p>
+              </w:tc>
+            </w:tr>
+            <w:tr>
               <w:tc>
                 <w:tcPr>
                   <w:tcW w:w="4780" w:type="dxa"/>
@@ -5014,57 +5191,278 @@
                     <w:rPr>
                       <w:b/>
                       <w:bCs/>
-                      <w:color w:val="1F7A4A"/>
-                    </w:rPr>
-                    <w:t xml:space="preserve">Eigener Reiter:  </w:t>
-                  </w:r>
-                  <w:r>
-                    <w:t xml:space="preserve">Die gespeicherte Lösung erscheint im Reiter „★ Gespeicherte Lösung“.</w:t>
-                  </w:r>
-                </w:p>
-              </w:tc>
-            </w:tr>
-            <w:tr>
-              <w:tblPrEx>
-                <w:tblCellMar>
-                  <w:top w:w="0" w:type="dxa"/>
-                  <w:bottom w:w="0" w:type="dxa"/>
-                </w:tblCellMar>
-              </w:tblPrEx>
-              <w:tc>
-                <w:tcPr>
-                  <w:tcW w:w="4780" w:type="dxa"/>
-                  <w:tcBorders>
-                    <w:top w:val="none" w:sz="0" w:space="0" w:color="FFFFFF"/>
-                    <w:left w:val="none" w:sz="0" w:space="0" w:color="FFFFFF"/>
-                    <w:bottom w:val="none" w:sz="0" w:space="0" w:color="FFFFFF"/>
-                    <w:right w:val="none" w:sz="0" w:space="0" w:color="FFFFFF"/>
-                  </w:tcBorders>
-                  <w:shd w:val="clear" w:color="auto" w:fill="FFFFFF"/>
-                  <w:tcMar>
-                    <w:top w:w="55" w:type="dxa"/>
-                    <w:left w:w="140" w:type="dxa"/>
-                    <w:bottom w:w="55" w:type="dxa"/>
-                    <w:right w:w="140" w:type="dxa"/>
-                  </w:tcMar>
-                </w:tcPr>
-                <w:p>
-                  <w:r>
-                    <w:rPr>
-                      <w:b/>
-                      <w:bCs/>
-                      <w:color w:val="1F7A4A"/>
-                    </w:rPr>
-                    <w:t xml:space="preserve">Fehlt etwas?  </w:t>
-                  </w:r>
-                  <w:r>
-                    <w:t xml:space="preserve">Gelöschte Schüler oder Plätze werden übersprungen und als Warnung angezeigt.</w:t>
+                      <w:color w:val="1F3864"/>
+                    </w:rPr>
+                    <w:t xml:space="preserve">Aktuelle Sitzplanversion sichern:  </w:t>
+                  </w:r>
+                  <w:r>
+                    <w:t xml:space="preserve">Gruener Knopf im Loesungs-Banner: speichert die angezeigte Sitzordnung in der aktuellen Excel-Datei (Blaetter „Gespeicherte Loesung“ und „Sitzplan (Gespeichert)“) und legt zusaetzlich eine PDF „…_Sitzplan.pdf“ an. Wird nach einem Neustart wiederhergestellt.</w:t>
+                  </w:r>
+                </w:p>
+                <w:p>
+                  <w:r>
+                    <w:rPr>
+                      <w:b/>
+                      <w:bCs/>
+                      <w:color w:val="1F3864"/>
+                    </w:rPr>
+                    <w:t xml:space="preserve">Speichern unter…:  </w:t>
+                  </w:r>
+                  <w:r>
+                    <w:t xml:space="preserve">Speichert Schuelerdaten, Wuensche, Fixierungen und Parameter in einer waehlbaren Excel-Datei (vorgeschlagen wird der aktuelle Dateiname). Danach arbeitet das Programm mit der neuen Datei weiter.</w:t>
                   </w:r>
                 </w:p>
               </w:tc>
             </w:tr>
           </w:tbl>
+          <w:p>
+            <w:pPr>
+              <w:spacing w:after="70"/>
+            </w:pPr>
+          </w:p>
+        </w:tc>
+        <w:tc>
+          <w:tcPr>
+            <w:tcW w:w="300" w:type="dxa"/>
+            <w:tcBorders>
+              <w:top w:val="none" w:sz="0" w:space="0" w:color="FFFFFF"/>
+              <w:left w:val="none" w:sz="0" w:space="0" w:color="FFFFFF"/>
+              <w:bottom w:val="none" w:sz="0" w:space="0" w:color="FFFFFF"/>
+              <w:right w:val="none" w:sz="0" w:space="0" w:color="FFFFFF"/>
+            </w:tcBorders>
+            <w:tcMar>
+              <w:top w:w="0" w:type="dxa"/>
+              <w:left w:w="0" w:type="dxa"/>
+              <w:bottom w:w="0" w:type="dxa"/>
+              <w:right w:w="0" w:type="dxa"/>
+            </w:tcMar>
+          </w:tcPr>
           <w:p/>
+        </w:tc>
+        <w:tc>
+          <w:tcPr>
+            <w:tcW w:w="4820" w:type="dxa"/>
+            <w:tcBorders>
+              <w:top w:val="none" w:sz="0" w:space="0" w:color="FFFFFF"/>
+              <w:left w:val="none" w:sz="0" w:space="0" w:color="FFFFFF"/>
+              <w:bottom w:val="none" w:sz="0" w:space="0" w:color="FFFFFF"/>
+              <w:right w:val="none" w:sz="0" w:space="0" w:color="FFFFFF"/>
+            </w:tcBorders>
+            <w:tcMar>
+              <w:top w:w="0" w:type="dxa"/>
+              <w:left w:w="0" w:type="dxa"/>
+              <w:bottom w:w="0" w:type="dxa"/>
+              <w:right w:w="0" w:type="dxa"/>
+            </w:tcMar>
+          </w:tcPr>
+          <w:tbl>
+            <w:tblPr>
+              <w:tblW w:w="4780" w:type="dxa"/>
+              <w:tblBorders>
+                <w:top w:val="single" w:sz="4" w:space="0" w:color="000000"/>
+                <w:left w:val="single" w:sz="4" w:space="0" w:color="000000"/>
+                <w:bottom w:val="single" w:sz="4" w:space="0" w:color="000000"/>
+                <w:right w:val="single" w:sz="4" w:space="0" w:color="000000"/>
+                <w:insideH w:val="single" w:sz="4" w:space="0" w:color="000000"/>
+                <w:insideV w:val="single" w:sz="4" w:space="0" w:color="000000"/>
+              </w:tblBorders>
+              <w:tblCellMar>
+                <w:left w:w="10" w:type="dxa"/>
+                <w:right w:w="10" w:type="dxa"/>
+              </w:tblCellMar>
+              <w:tblLook w:val="0000" w:firstRow="0" w:lastRow="0" w:firstColumn="0" w:lastColumn="0" w:noHBand="0" w:noVBand="0"/>
+            </w:tblPr>
+            <w:tblGrid>
+              <w:gridCol w:w="4780"/>
+            </w:tblGrid>
+            <w:tr>
+              <w:tc>
+                <w:tcPr>
+                  <w:tcW w:w="4780" w:type="dxa"/>
+                  <w:tcBorders>
+                    <w:top w:val="none" w:sz="0" w:space="0" w:color="FFFFFF"/>
+                    <w:left w:val="none" w:sz="0" w:space="0" w:color="FFFFFF"/>
+                    <w:bottom w:val="none" w:sz="0" w:space="0" w:color="FFFFFF"/>
+                    <w:right w:val="none" w:sz="0" w:space="0" w:color="FFFFFF"/>
+                  </w:tcBorders>
+                  <w:shd w:val="clear" w:color="auto" w:fill="1F3864"/>
+                  <w:tcMar>
+                    <w:top w:w="70" w:type="dxa"/>
+                    <w:left w:w="140" w:type="dxa"/>
+                    <w:bottom w:w="70" w:type="dxa"/>
+                    <w:right w:w="140" w:type="dxa"/>
+                  </w:tcMar>
+                </w:tcPr>
+                <w:p>
+                  <w:r>
+                    <w:rPr>
+                      <w:b/>
+                      <w:bCs/>
+                      <w:color w:val="FFFFFF"/>
+                      <w:sz w:val="20"/>
+                      <w:szCs w:val="20"/>
+                    </w:rPr>
+                    <w:t xml:space="preserve">19  Pruefen jederzeit</w:t>
+                  </w:r>
+                </w:p>
+              </w:tc>
+            </w:tr>
+            <w:tr>
+              <w:tc>
+                <w:tcPr>
+                  <w:tcW w:w="4780" w:type="dxa"/>
+                  <w:tcBorders>
+                    <w:top w:val="none" w:sz="0" w:space="0" w:color="FFFFFF"/>
+                    <w:left w:val="none" w:sz="0" w:space="0" w:color="FFFFFF"/>
+                    <w:bottom w:val="none" w:sz="0" w:space="0" w:color="FFFFFF"/>
+                    <w:right w:val="none" w:sz="0" w:space="0" w:color="FFFFFF"/>
+                  </w:tcBorders>
+                  <w:shd w:val="clear" w:color="auto" w:fill="F3F4F6"/>
+                  <w:tcMar>
+                    <w:top w:w="55" w:type="dxa"/>
+                    <w:left w:w="140" w:type="dxa"/>
+                    <w:bottom w:w="55" w:type="dxa"/>
+                    <w:right w:w="140" w:type="dxa"/>
+                  </w:tcMar>
+                </w:tcPr>
+                <w:p>
+                  <w:r>
+                    <w:rPr>
+                      <w:b/>
+                      <w:bCs/>
+                      <w:color w:val="1F3864"/>
+                    </w:rPr>
+                    <w:t xml:space="preserve">Immer sichtbar:  </w:t>
+                  </w:r>
+                  <w:r>
+                    <w:t xml:space="preserve">Der Knopf „Pruefen“ ist jetzt immer verfuegbar – nicht mehr nur nach einer Verschiebung.</w:t>
+                  </w:r>
+                </w:p>
+                <w:p>
+                  <w:r>
+                    <w:rPr>
+                      <w:b/>
+                      <w:bCs/>
+                      <w:color w:val="1F3864"/>
+                    </w:rPr>
+                    <w:t xml:space="preserve">Wunschaenderung pruefen:  </w:t>
+                  </w:r>
+                  <w:r>
+                    <w:t xml:space="preserve">Nach dem Aendern eines Wunsches direkt „Pruefen“ klicken: Bewertung und Kartenfarben aktualisieren sich, ohne dass ein Schueler verschoben werden muss.</w:t>
+                  </w:r>
+                </w:p>
+              </w:tc>
+            </w:tr>
+          </w:tbl>
+          <w:p>
+            <w:pPr>
+              <w:spacing w:after="70"/>
+            </w:pPr>
+          </w:p>
+          <w:tbl>
+            <w:tblPr>
+              <w:tblW w:w="4780" w:type="dxa"/>
+              <w:tblBorders>
+                <w:top w:val="single" w:sz="4" w:space="0" w:color="000000"/>
+                <w:left w:val="single" w:sz="4" w:space="0" w:color="000000"/>
+                <w:bottom w:val="single" w:sz="4" w:space="0" w:color="000000"/>
+                <w:right w:val="single" w:sz="4" w:space="0" w:color="000000"/>
+                <w:insideH w:val="single" w:sz="4" w:space="0" w:color="000000"/>
+                <w:insideV w:val="single" w:sz="4" w:space="0" w:color="000000"/>
+              </w:tblBorders>
+              <w:tblCellMar>
+                <w:left w:w="10" w:type="dxa"/>
+                <w:right w:w="10" w:type="dxa"/>
+              </w:tblCellMar>
+              <w:tblLook w:val="0000" w:firstRow="0" w:lastRow="0" w:firstColumn="0" w:lastColumn="0" w:noHBand="0" w:noVBand="0"/>
+            </w:tblPr>
+            <w:tblGrid>
+              <w:gridCol w:w="4780"/>
+            </w:tblGrid>
+            <w:tr>
+              <w:tc>
+                <w:tcPr>
+                  <w:tcW w:w="4780" w:type="dxa"/>
+                  <w:tcBorders>
+                    <w:top w:val="none" w:sz="0" w:space="0" w:color="FFFFFF"/>
+                    <w:left w:val="none" w:sz="0" w:space="0" w:color="FFFFFF"/>
+                    <w:bottom w:val="none" w:sz="0" w:space="0" w:color="FFFFFF"/>
+                    <w:right w:val="none" w:sz="0" w:space="0" w:color="FFFFFF"/>
+                  </w:tcBorders>
+                  <w:shd w:val="clear" w:color="auto" w:fill="1F3864"/>
+                  <w:tcMar>
+                    <w:top w:w="70" w:type="dxa"/>
+                    <w:left w:w="140" w:type="dxa"/>
+                    <w:bottom w:w="70" w:type="dxa"/>
+                    <w:right w:w="140" w:type="dxa"/>
+                  </w:tcMar>
+                </w:tcPr>
+                <w:p>
+                  <w:r>
+                    <w:rPr>
+                      <w:b/>
+                      <w:bCs/>
+                      <w:color w:val="FFFFFF"/>
+                      <w:sz w:val="20"/>
+                      <w:szCs w:val="20"/>
+                    </w:rPr>
+                    <w:t xml:space="preserve">20  Nebensitz-Anzeige auf Karten</w:t>
+                  </w:r>
+                </w:p>
+              </w:tc>
+            </w:tr>
+            <w:tr>
+              <w:tc>
+                <w:tcPr>
+                  <w:tcW w:w="4780" w:type="dxa"/>
+                  <w:tcBorders>
+                    <w:top w:val="none" w:sz="0" w:space="0" w:color="FFFFFF"/>
+                    <w:left w:val="none" w:sz="0" w:space="0" w:color="FFFFFF"/>
+                    <w:bottom w:val="none" w:sz="0" w:space="0" w:color="FFFFFF"/>
+                    <w:right w:val="none" w:sz="0" w:space="0" w:color="FFFFFF"/>
+                  </w:tcBorders>
+                  <w:shd w:val="clear" w:color="auto" w:fill="F3F4F6"/>
+                  <w:tcMar>
+                    <w:top w:w="55" w:type="dxa"/>
+                    <w:left w:w="140" w:type="dxa"/>
+                    <w:bottom w:w="55" w:type="dxa"/>
+                    <w:right w:w="140" w:type="dxa"/>
+                  </w:tcMar>
+                </w:tcPr>
+                <w:p>
+                  <w:r>
+                    <w:rPr>
+                      <w:b/>
+                      <w:bCs/>
+                      <w:color w:val="1F3864"/>
+                    </w:rPr>
+                    <w:t xml:space="preserve">neben X/Y:  </w:t>
+                  </w:r>
+                  <w:r>
+                    <w:t xml:space="preserve">Zeigt unten links, wie viele der gewuenschten Nebensitz-Plaetze („Zusammen mit“) erfuellt sind. Rot = keiner, gelb = teilweise, gruen = alle.</w:t>
+                  </w:r>
+                </w:p>
+                <w:p>
+                  <w:r>
+                    <w:rPr>
+                      <w:b/>
+                      <w:bCs/>
+                      <w:color w:val="1F3864"/>
+                    </w:rPr>
+                    <w:t xml:space="preserve">Violettes ✗-Abzeichen:  </w:t>
+                  </w:r>
+                  <w:r>
+                    <w:t xml:space="preserve">Erscheint oben links, wenn Nebensitz-Wuensche bestehen, aber keiner erfuellt ist (0/1 oder 0/2).</w:t>
+                  </w:r>
+                </w:p>
+              </w:tc>
+            </w:tr>
+          </w:tbl>
+          <w:p>
+            <w:pPr>
+              <w:spacing w:after="70"/>
+            </w:pPr>
+          </w:p>
         </w:tc>
       </w:tr>
     </w:tbl>
@@ -5082,7 +5480,7 @@
           <w:sz w:val="17"/>
           <w:szCs w:val="17"/>
         </w:rPr>
-        <w:t>Seite 3 von 3  |  Ausführliche Anleitung: siehe separates Word-Dokument  |  Tipp: Nach jeder Sitzung „Speichern“ nicht vergessen!</w:t>
+        <w:t>Seite 4 von 4  |  Neue Funktionen dieser Version</w:t>
       </w:r>
     </w:p>
     <w:sectPr>
